--- a/standard/wmdr2-DRAFT.docx
+++ b/standard/wmdr2-DRAFT.docx
@@ -45,7 +45,7 @@
         <w:pStyle w:val="Date"/>
       </w:pPr>
       <w:r>
-        <w:t xml:space="preserve">2026-01-22</w:t>
+        <w:t xml:space="preserve">2026-01-23</w:t>
       </w:r>
     </w:p>
     <w:p>
@@ -98,7 +98,7 @@
               <w:jc w:val="left"/>
             </w:pPr>
             <w:r>
-              <w:t xml:space="preserve">Date: 2026-01-22</w:t>
+              <w:t xml:space="preserve">Date: 2026-01-23</w:t>
             </w:r>
           </w:p>
         </w:tc>
@@ -250,7 +250,7 @@
               <w:jc w:val="left"/>
             </w:pPr>
             <w:r>
-              <w:t xml:space="preserve">Copyright © 2025 World Meteorological Organization (WMO)</w:t>
+              <w:t xml:space="preserve">Copyright © 2026 World Meteorological Organization (WMO)</w:t>
             </w:r>
           </w:p>
         </w:tc>

--- a/standard/wmdr2-DRAFT.docx
+++ b/standard/wmdr2-DRAFT.docx
@@ -111,7 +111,7 @@
               <w:jc w:val="left"/>
             </w:pPr>
             <w:r>
-              <w:t xml:space="preserve">Version: 2.0.dev0</w:t>
+              <w:t xml:space="preserve">Version: 1.99.dev0</w:t>
             </w:r>
           </w:p>
         </w:tc>
@@ -321,19 +321,7 @@
         <w:footnoteReference w:id="31"/>
       </w:r>
       <w:r>
-        <w:t xml:space="preserve">) as</w:t>
-      </w:r>
-      <w:r>
-        <w:t xml:space="preserve"> </w:t>
-      </w:r>
-      <w:r>
-        <w:t xml:space="preserve">defined in this specification and shall be made available as HTTP crawlable files or via API provisioning as defined</w:t>
-      </w:r>
-      <w:r>
-        <w:t xml:space="preserve"> </w:t>
-      </w:r>
-      <w:r>
-        <w:t xml:space="preserve">by OGC API - Records.</w:t>
+        <w:t xml:space="preserve">) as defined in this specification and shall be made available as HTTP crawlable files or via API provisioning as defined by OGC API - Records.</w:t>
       </w:r>
     </w:p>
     <w:p>
@@ -341,13 +329,7 @@
         <w:pStyle w:val="BodyText"/>
       </w:pPr>
       <w:r>
-        <w:t xml:space="preserve">Weather/climate/water data is by nature geospatial and temporal. The W3C Data on the Web Best</w:t>
-      </w:r>
-      <w:r>
-        <w:t xml:space="preserve"> </w:t>
-      </w:r>
-      <w:r>
-        <w:t xml:space="preserve">Practices</w:t>
+        <w:t xml:space="preserve">Weather/climate/water data is by nature geospatial and temporal. The W3C Data on the Web Best Practices</w:t>
       </w:r>
       <w:r>
         <w:t xml:space="preserve"> </w:t>
@@ -377,13 +359,7 @@
         <w:t xml:space="preserve"> </w:t>
       </w:r>
       <w:r>
-        <w:t xml:space="preserve">publications</w:t>
-      </w:r>
-      <w:r>
-        <w:t xml:space="preserve"> </w:t>
-      </w:r>
-      <w:r>
-        <w:t xml:space="preserve">provide guidelines on how to best enable spatiotemporal data to lower the barrier for users, search engine optimization, and linked data. This also aligns with the FAIR data principles (Findable, Accessible, Interoperable, Reusable)</w:t>
+        <w:t xml:space="preserve">publications provide guidelines on how to best enable spatiotemporal data to lower the barrier for users, search engine optimization, and linked data. This also aligns with the FAIR data principles (Findable, Accessible, Interoperable, Reusable)</w:t>
       </w:r>
       <w:r>
         <w:t xml:space="preserve"> </w:t>
@@ -423,7 +399,7 @@
         <w:pStyle w:val="BodyText"/>
       </w:pPr>
       <w:r>
-        <w:t xml:space="preserve">wmo, wigos, station, instrument, weather, climate, water, metadata, discovery, search</w:t>
+        <w:t xml:space="preserve">wmo, wigos, station, instrument, weather, climate, water, metadata, search</w:t>
       </w:r>
     </w:p>
     <w:p>
@@ -576,13 +552,7 @@
         <w:t xml:space="preserve">stations</w:t>
       </w:r>
       <w:r>
-        <w:t xml:space="preserve">, or observing facilities.</w:t>
-      </w:r>
-      <w:r>
-        <w:t xml:space="preserve"> </w:t>
-      </w:r>
-      <w:r>
-        <w:t xml:space="preserve">Services and APIs operating on resources may be represented as part of their own metadata or associated through WCMP links.</w:t>
+        <w:t xml:space="preserve">, or observing facilities. Services and APIs operating on resources are represented as part of discovery metadata via links to WIS2 discovery metadata (WCMP2).</w:t>
       </w:r>
     </w:p>
     <w:p>
@@ -690,19 +660,7 @@
         <w:pStyle w:val="BodyText"/>
       </w:pPr>
       <w:r>
-        <w:t xml:space="preserve">Authors of station metadata records published within the WIGOS Global Station Catalogue (GSC) are required to comply with the</w:t>
-      </w:r>
-      <w:r>
-        <w:t xml:space="preserve"> </w:t>
-      </w:r>
-      <w:r>
-        <w:t xml:space="preserve">WIGOS Metadata Representation (WMDR). WMDR station metadata shall therefore be compliant with OGC API - Records - Part 1:</w:t>
-      </w:r>
-      <w:r>
-        <w:t xml:space="preserve"> </w:t>
-      </w:r>
-      <w:r>
-        <w:t xml:space="preserve">Core: Requirements Class: Record Core.</w:t>
+        <w:t xml:space="preserve">Authors of station metadata records published within the WIGOS Global Station Catalogue (GSC) are required to comply with the WIGOS Metadata Representation (WMDR). WMDR station metadata shall therefore be compliant with OGC API - Records - Part 1: Core: Requirements Class: Record Core.</w:t>
       </w:r>
     </w:p>
     <w:p>
@@ -2251,13 +2209,7 @@
         <w:t xml:space="preserve"> </w:t>
       </w:r>
       <w:r>
-        <w:t xml:space="preserve">objects are used throughout this standard to define the structure</w:t>
-      </w:r>
-      <w:r>
-        <w:t xml:space="preserve"> </w:t>
-      </w:r>
-      <w:r>
-        <w:t xml:space="preserve">of metadata records. These schema objects are also typically represented using YAML</w:t>
+        <w:t xml:space="preserve">objects are used throughout this standard to define the structure of metadata records. These schema objects are also typically represented using YAML</w:t>
       </w:r>
       <w:r>
         <w:t xml:space="preserve"> </w:t>
@@ -2271,9 +2223,11 @@
       <w:r>
         <w:t xml:space="preserve">.</w:t>
       </w:r>
-      <w:r>
-        <w:t xml:space="preserve"> </w:t>
-      </w:r>
+    </w:p>
+    <w:p>
+      <w:pPr>
+        <w:pStyle w:val="BodyText"/>
+      </w:pPr>
       <w:r>
         <w:t xml:space="preserve">YAML is a superset of JSON, and in this standard are regarded as equivalent.</w:t>
       </w:r>
@@ -2443,13 +2397,7 @@
         </w:numPr>
       </w:pPr>
       <w:r>
-        <w:t xml:space="preserve">Basic, HTTP crawlable metadata files (filesystem, object storage). For example, publishing station metadata as</w:t>
-      </w:r>
-      <w:r>
-        <w:t xml:space="preserve"> </w:t>
-      </w:r>
-      <w:r>
-        <w:t xml:space="preserve">JSON files to an S3 bucket, and then making that bucket available for harvesting and traversal to search engines and metadata harvesters.</w:t>
+        <w:t xml:space="preserve">Basic, HTTP crawlable metadata files (filesystem, object storage). For example, publishing station metadata as JSON files to an S3 bucket, and then making that bucket available for harvesting and traversal to search engines and metadata harvesters.</w:t>
       </w:r>
     </w:p>
     <w:p>
@@ -2686,19 +2634,7 @@
         <w:pStyle w:val="FirstParagraph"/>
       </w:pPr>
       <w:r>
-        <w:t xml:space="preserve">Given the WIS2 principles, use cases, OGC API - Records - Part 1: Core, and the WIGOS Global Station Catalogue,</w:t>
-      </w:r>
-      <w:r>
-        <w:t xml:space="preserve"> </w:t>
-      </w:r>
-      <w:r>
-        <w:t xml:space="preserve">WMDR provides a standards-based, clear and well-defined information model to facilitate the</w:t>
-      </w:r>
-      <w:r>
-        <w:t xml:space="preserve"> </w:t>
-      </w:r>
-      <w:r>
-        <w:t xml:space="preserve">management and discovery of data within WIGOS.</w:t>
+        <w:t xml:space="preserve">Given the WIS2 principles, use cases, OGC API - Records - Part 1: Core, and the WIGOS Global Station Catalogue, WMDR provides a standards-based, clear and well-defined information model to facilitate the management and discovery of data within WIGOS.</w:t>
       </w:r>
     </w:p>
     <w:bookmarkEnd w:id="96"/>
@@ -16357,7 +16293,7 @@
         <w:rPr>
           <w:rStyle w:val="DataTypeTok"/>
         </w:rPr>
-        <w:t xml:space="preserve">"facilitySets"</w:t>
+        <w:t xml:space="preserve">"wmoRegion"</w:t>
       </w:r>
       <w:r>
         <w:rPr>
@@ -16408,7 +16344,7 @@
         <w:rPr>
           <w:rStyle w:val="StringTok"/>
         </w:rPr>
-        <w:t xml:space="preserve">"array"</w:t>
+        <w:t xml:space="preserve">"string"</w:t>
       </w:r>
       <w:r>
         <w:rPr>
@@ -16429,25 +16365,25 @@
         <w:rPr>
           <w:rStyle w:val="DataTypeTok"/>
         </w:rPr>
-        <w:t xml:space="preserve">"minItems"</w:t>
-      </w:r>
-      <w:r>
-        <w:rPr>
-          <w:rStyle w:val="FunctionTok"/>
-        </w:rPr>
-        <w:t xml:space="preserve">:</w:t>
-      </w:r>
-      <w:r>
-        <w:rPr>
-          <w:rStyle w:val="NormalTok"/>
-        </w:rPr>
-        <w:t xml:space="preserve"> </w:t>
-      </w:r>
-      <w:r>
-        <w:rPr>
-          <w:rStyle w:val="DecValTok"/>
-        </w:rPr>
-        <w:t xml:space="preserve">1</w:t>
+        <w:t xml:space="preserve">"description"</w:t>
+      </w:r>
+      <w:r>
+        <w:rPr>
+          <w:rStyle w:val="FunctionTok"/>
+        </w:rPr>
+        <w:t xml:space="preserve">:</w:t>
+      </w:r>
+      <w:r>
+        <w:rPr>
+          <w:rStyle w:val="NormalTok"/>
+        </w:rPr>
+        <w:t xml:space="preserve"> </w:t>
+      </w:r>
+      <w:r>
+        <w:rPr>
+          <w:rStyle w:val="StringTok"/>
+        </w:rPr>
+        <w:t xml:space="preserve">"WMO Region"</w:t>
       </w:r>
       <w:r>
         <w:rPr>
@@ -16468,112 +16404,25 @@
         <w:rPr>
           <w:rStyle w:val="DataTypeTok"/>
         </w:rPr>
-        <w:t xml:space="preserve">"items"</w:t>
-      </w:r>
-      <w:r>
-        <w:rPr>
-          <w:rStyle w:val="FunctionTok"/>
-        </w:rPr>
-        <w:t xml:space="preserve">:</w:t>
-      </w:r>
-      <w:r>
-        <w:rPr>
-          <w:rStyle w:val="NormalTok"/>
-        </w:rPr>
-        <w:t xml:space="preserve"> </w:t>
-      </w:r>
-      <w:r>
-        <w:rPr>
-          <w:rStyle w:val="FunctionTok"/>
-        </w:rPr>
-        <w:t xml:space="preserve">{</w:t>
-      </w:r>
-      <w:r>
-        <w:br/>
-      </w:r>
-      <w:r>
-        <w:rPr>
-          <w:rStyle w:val="NormalTok"/>
-        </w:rPr>
-        <w:t xml:space="preserve">            </w:t>
-      </w:r>
-      <w:r>
-        <w:rPr>
-          <w:rStyle w:val="DataTypeTok"/>
-        </w:rPr>
-        <w:t xml:space="preserve">"type"</w:t>
-      </w:r>
-      <w:r>
-        <w:rPr>
-          <w:rStyle w:val="FunctionTok"/>
-        </w:rPr>
-        <w:t xml:space="preserve">:</w:t>
-      </w:r>
-      <w:r>
-        <w:rPr>
-          <w:rStyle w:val="NormalTok"/>
-        </w:rPr>
-        <w:t xml:space="preserve"> </w:t>
-      </w:r>
-      <w:r>
-        <w:rPr>
-          <w:rStyle w:val="StringTok"/>
-        </w:rPr>
-        <w:t xml:space="preserve">"string"</w:t>
-      </w:r>
-      <w:r>
-        <w:rPr>
-          <w:rStyle w:val="FunctionTok"/>
-        </w:rPr>
-        <w:t xml:space="preserve">,</w:t>
-      </w:r>
-      <w:r>
-        <w:br/>
-      </w:r>
-      <w:r>
-        <w:rPr>
-          <w:rStyle w:val="NormalTok"/>
-        </w:rPr>
-        <w:t xml:space="preserve">            </w:t>
-      </w:r>
-      <w:r>
-        <w:rPr>
-          <w:rStyle w:val="DataTypeTok"/>
-        </w:rPr>
-        <w:t xml:space="preserve">"description"</w:t>
-      </w:r>
-      <w:r>
-        <w:rPr>
-          <w:rStyle w:val="FunctionTok"/>
-        </w:rPr>
-        <w:t xml:space="preserve">:</w:t>
-      </w:r>
-      <w:r>
-        <w:rPr>
-          <w:rStyle w:val="NormalTok"/>
-        </w:rPr>
-        <w:t xml:space="preserve"> </w:t>
-      </w:r>
-      <w:r>
-        <w:rPr>
-          <w:rStyle w:val="StringTok"/>
-        </w:rPr>
-        <w:t xml:space="preserve">"Facility set identifier"</w:t>
-      </w:r>
-      <w:r>
-        <w:br/>
-      </w:r>
-      <w:r>
-        <w:rPr>
-          <w:rStyle w:val="NormalTok"/>
-        </w:rPr>
-        <w:t xml:space="preserve">          </w:t>
-      </w:r>
-      <w:r>
-        <w:rPr>
-          <w:rStyle w:val="FunctionTok"/>
-        </w:rPr>
-        <w:t xml:space="preserve">}</w:t>
+        <w:t xml:space="preserve">"$comment"</w:t>
+      </w:r>
+      <w:r>
+        <w:rPr>
+          <w:rStyle w:val="FunctionTok"/>
+        </w:rPr>
+        <w:t xml:space="preserve">:</w:t>
+      </w:r>
+      <w:r>
+        <w:rPr>
+          <w:rStyle w:val="NormalTok"/>
+        </w:rPr>
+        <w:t xml:space="preserve"> </w:t>
+      </w:r>
+      <w:r>
+        <w:rPr>
+          <w:rStyle w:val="StringTok"/>
+        </w:rPr>
+        <w:t xml:space="preserve">"https://codes.wmo.int/wmdr/WMORegion"</w:t>
       </w:r>
       <w:r>
         <w:br/>
@@ -33518,7 +33367,1393 @@
         <w:rPr>
           <w:rStyle w:val="VerbatimChar"/>
         </w:rPr>
-        <w:t xml:space="preserve">Unresolved directive in sections/annex_c_examples.adoc - include::../../examples/20250504_0-20008-0-NRB.json[]</w:t>
+        <w:t xml:space="preserve">{</w:t>
+      </w:r>
+      <w:r>
+        <w:br/>
+      </w:r>
+      <w:r>
+        <w:rPr>
+          <w:rStyle w:val="VerbatimChar"/>
+        </w:rPr>
+        <w:t xml:space="preserve">    "type": "Feature",</w:t>
+      </w:r>
+      <w:r>
+        <w:br/>
+      </w:r>
+      <w:r>
+        <w:rPr>
+          <w:rStyle w:val="VerbatimChar"/>
+        </w:rPr>
+        <w:t xml:space="preserve">    "id": "0-20008-0-THE",</w:t>
+      </w:r>
+      <w:r>
+        <w:br/>
+      </w:r>
+      <w:r>
+        <w:rPr>
+          <w:rStyle w:val="VerbatimChar"/>
+        </w:rPr>
+        <w:t xml:space="preserve">    "geometry": {</w:t>
+      </w:r>
+      <w:r>
+        <w:br/>
+      </w:r>
+      <w:r>
+        <w:rPr>
+          <w:rStyle w:val="VerbatimChar"/>
+        </w:rPr>
+        <w:t xml:space="preserve">        "type": "Point",</w:t>
+      </w:r>
+      <w:r>
+        <w:br/>
+      </w:r>
+      <w:r>
+        <w:rPr>
+          <w:rStyle w:val="VerbatimChar"/>
+        </w:rPr>
+        <w:t xml:space="preserve">        "coordinates": [</w:t>
+      </w:r>
+      <w:r>
+        <w:br/>
+      </w:r>
+      <w:r>
+        <w:rPr>
+          <w:rStyle w:val="VerbatimChar"/>
+        </w:rPr>
+        <w:t xml:space="preserve">            22.956,</w:t>
+      </w:r>
+      <w:r>
+        <w:br/>
+      </w:r>
+      <w:r>
+        <w:rPr>
+          <w:rStyle w:val="VerbatimChar"/>
+        </w:rPr>
+        <w:t xml:space="preserve">            40.634,</w:t>
+      </w:r>
+      <w:r>
+        <w:br/>
+      </w:r>
+      <w:r>
+        <w:rPr>
+          <w:rStyle w:val="VerbatimChar"/>
+        </w:rPr>
+        <w:t xml:space="preserve">            60</w:t>
+      </w:r>
+      <w:r>
+        <w:br/>
+      </w:r>
+      <w:r>
+        <w:rPr>
+          <w:rStyle w:val="VerbatimChar"/>
+        </w:rPr>
+        <w:t xml:space="preserve">        ]</w:t>
+      </w:r>
+      <w:r>
+        <w:br/>
+      </w:r>
+      <w:r>
+        <w:rPr>
+          <w:rStyle w:val="VerbatimChar"/>
+        </w:rPr>
+        <w:t xml:space="preserve">    },</w:t>
+      </w:r>
+      <w:r>
+        <w:br/>
+      </w:r>
+      <w:r>
+        <w:rPr>
+          <w:rStyle w:val="VerbatimChar"/>
+        </w:rPr>
+        <w:t xml:space="preserve">    "time": {</w:t>
+      </w:r>
+      <w:r>
+        <w:br/>
+      </w:r>
+      <w:r>
+        <w:rPr>
+          <w:rStyle w:val="VerbatimChar"/>
+        </w:rPr>
+        <w:t xml:space="preserve">        "interval": [</w:t>
+      </w:r>
+      <w:r>
+        <w:br/>
+      </w:r>
+      <w:r>
+        <w:rPr>
+          <w:rStyle w:val="VerbatimChar"/>
+        </w:rPr>
+        <w:t xml:space="preserve">            "1982-03-13",</w:t>
+      </w:r>
+      <w:r>
+        <w:br/>
+      </w:r>
+      <w:r>
+        <w:rPr>
+          <w:rStyle w:val="VerbatimChar"/>
+        </w:rPr>
+        <w:t xml:space="preserve">            ".."</w:t>
+      </w:r>
+      <w:r>
+        <w:br/>
+      </w:r>
+      <w:r>
+        <w:rPr>
+          <w:rStyle w:val="VerbatimChar"/>
+        </w:rPr>
+        <w:t xml:space="preserve">        ]</w:t>
+      </w:r>
+      <w:r>
+        <w:br/>
+      </w:r>
+      <w:r>
+        <w:rPr>
+          <w:rStyle w:val="VerbatimChar"/>
+        </w:rPr>
+        <w:t xml:space="preserve">    },</w:t>
+      </w:r>
+      <w:r>
+        <w:br/>
+      </w:r>
+      <w:r>
+        <w:rPr>
+          <w:rStyle w:val="VerbatimChar"/>
+        </w:rPr>
+        <w:t xml:space="preserve">    "conformsTo": [</w:t>
+      </w:r>
+      <w:r>
+        <w:br/>
+      </w:r>
+      <w:r>
+        <w:rPr>
+          <w:rStyle w:val="VerbatimChar"/>
+        </w:rPr>
+        <w:t xml:space="preserve">        "http://wigos.wmo.int/spec/wmdr/2/conf/core"</w:t>
+      </w:r>
+      <w:r>
+        <w:br/>
+      </w:r>
+      <w:r>
+        <w:rPr>
+          <w:rStyle w:val="VerbatimChar"/>
+        </w:rPr>
+        <w:t xml:space="preserve">    ],</w:t>
+      </w:r>
+      <w:r>
+        <w:br/>
+      </w:r>
+      <w:r>
+        <w:rPr>
+          <w:rStyle w:val="VerbatimChar"/>
+        </w:rPr>
+        <w:t xml:space="preserve">    "properties": {</w:t>
+      </w:r>
+      <w:r>
+        <w:br/>
+      </w:r>
+      <w:r>
+        <w:rPr>
+          <w:rStyle w:val="VerbatimChar"/>
+        </w:rPr>
+        <w:t xml:space="preserve">        "type": "facility",</w:t>
+      </w:r>
+      <w:r>
+        <w:br/>
+      </w:r>
+      <w:r>
+        <w:rPr>
+          <w:rStyle w:val="VerbatimChar"/>
+        </w:rPr>
+        <w:t xml:space="preserve">        "title": "Thessaloniki",</w:t>
+      </w:r>
+      <w:r>
+        <w:br/>
+      </w:r>
+      <w:r>
+        <w:rPr>
+          <w:rStyle w:val="VerbatimChar"/>
+        </w:rPr>
+        <w:t xml:space="preserve">        "created": "2024-12-11T00:00:00Z",</w:t>
+      </w:r>
+      <w:r>
+        <w:br/>
+      </w:r>
+      <w:r>
+        <w:rPr>
+          <w:rStyle w:val="VerbatimChar"/>
+        </w:rPr>
+        <w:t xml:space="preserve">        "updated": "2024-12-11T00:00:00Z",</w:t>
+      </w:r>
+      <w:r>
+        <w:br/>
+      </w:r>
+      <w:r>
+        <w:rPr>
+          <w:rStyle w:val="VerbatimChar"/>
+        </w:rPr>
+        <w:t xml:space="preserve">        "description": "The Brewer spectrophotometers and all radaition instruments are located on the roof of the 4-storey building of the Physics Dept., of the Aristotle University of Thessaloniki. The Campus is located in the city center about 500 m east of the seashore. The highest elevation of about 1100 m is at a distance of about 15 km towards the east. Thessaloniki is the second largest city of Greece with about 1000000 inhabitants in the greater metropolitan area.",</w:t>
+      </w:r>
+      <w:r>
+        <w:br/>
+      </w:r>
+      <w:r>
+        <w:rPr>
+          <w:rStyle w:val="VerbatimChar"/>
+        </w:rPr>
+        <w:t xml:space="preserve">        "contacts": [</w:t>
+      </w:r>
+      <w:r>
+        <w:br/>
+      </w:r>
+      <w:r>
+        <w:rPr>
+          <w:rStyle w:val="VerbatimChar"/>
+        </w:rPr>
+        <w:t xml:space="preserve">            {</w:t>
+      </w:r>
+      <w:r>
+        <w:br/>
+      </w:r>
+      <w:r>
+        <w:rPr>
+          <w:rStyle w:val="VerbatimChar"/>
+        </w:rPr>
+        <w:t xml:space="preserve">                "identifier": "contact:aristotle-university-of-thessaloniki--ed7b7e4a",</w:t>
+      </w:r>
+      <w:r>
+        <w:br/>
+      </w:r>
+      <w:r>
+        <w:rPr>
+          <w:rStyle w:val="VerbatimChar"/>
+        </w:rPr>
+        <w:t xml:space="preserve">                "organization": "Aristotle University of Thessaloniki",</w:t>
+      </w:r>
+      <w:r>
+        <w:br/>
+      </w:r>
+      <w:r>
+        <w:rPr>
+          <w:rStyle w:val="VerbatimChar"/>
+        </w:rPr>
+        <w:t xml:space="preserve">                "roles": [</w:t>
+      </w:r>
+      <w:r>
+        <w:br/>
+      </w:r>
+      <w:r>
+        <w:rPr>
+          <w:rStyle w:val="VerbatimChar"/>
+        </w:rPr>
+        <w:t xml:space="preserve">                    "owner"</w:t>
+      </w:r>
+      <w:r>
+        <w:br/>
+      </w:r>
+      <w:r>
+        <w:rPr>
+          <w:rStyle w:val="VerbatimChar"/>
+        </w:rPr>
+        <w:t xml:space="preserve">                ],</w:t>
+      </w:r>
+      <w:r>
+        <w:br/>
+      </w:r>
+      <w:r>
+        <w:rPr>
+          <w:rStyle w:val="VerbatimChar"/>
+        </w:rPr>
+        <w:t xml:space="preserve">                "links": [</w:t>
+      </w:r>
+      <w:r>
+        <w:br/>
+      </w:r>
+      <w:r>
+        <w:rPr>
+          <w:rStyle w:val="VerbatimChar"/>
+        </w:rPr>
+        <w:t xml:space="preserve">                    {</w:t>
+      </w:r>
+      <w:r>
+        <w:br/>
+      </w:r>
+      <w:r>
+        <w:rPr>
+          <w:rStyle w:val="VerbatimChar"/>
+        </w:rPr>
+        <w:t xml:space="preserve">                        "rel": "about",</w:t>
+      </w:r>
+      <w:r>
+        <w:br/>
+      </w:r>
+      <w:r>
+        <w:rPr>
+          <w:rStyle w:val="VerbatimChar"/>
+        </w:rPr>
+        <w:t xml:space="preserve">                        "href": "https://lapweb.physics.auth.gr",</w:t>
+      </w:r>
+      <w:r>
+        <w:br/>
+      </w:r>
+      <w:r>
+        <w:rPr>
+          <w:rStyle w:val="VerbatimChar"/>
+        </w:rPr>
+        <w:t xml:space="preserve">                        "type": "text/html"</w:t>
+      </w:r>
+      <w:r>
+        <w:br/>
+      </w:r>
+      <w:r>
+        <w:rPr>
+          <w:rStyle w:val="VerbatimChar"/>
+        </w:rPr>
+        <w:t xml:space="preserve">                    }</w:t>
+      </w:r>
+      <w:r>
+        <w:br/>
+      </w:r>
+      <w:r>
+        <w:rPr>
+          <w:rStyle w:val="VerbatimChar"/>
+        </w:rPr>
+        <w:t xml:space="preserve">                ]</w:t>
+      </w:r>
+      <w:r>
+        <w:br/>
+      </w:r>
+      <w:r>
+        <w:rPr>
+          <w:rStyle w:val="VerbatimChar"/>
+        </w:rPr>
+        <w:t xml:space="preserve">            },</w:t>
+      </w:r>
+      <w:r>
+        <w:br/>
+      </w:r>
+      <w:r>
+        <w:rPr>
+          <w:rStyle w:val="VerbatimChar"/>
+        </w:rPr>
+        <w:t xml:space="preserve">            {</w:t>
+      </w:r>
+      <w:r>
+        <w:br/>
+      </w:r>
+      <w:r>
+        <w:rPr>
+          <w:rStyle w:val="VerbatimChar"/>
+        </w:rPr>
+        <w:t xml:space="preserve">                "identifier": "contact:clima@hnms.gr",</w:t>
+      </w:r>
+      <w:r>
+        <w:br/>
+      </w:r>
+      <w:r>
+        <w:rPr>
+          <w:rStyle w:val="VerbatimChar"/>
+        </w:rPr>
+        <w:t xml:space="preserve">                "name": "Mrs M. Michelaraki",</w:t>
+      </w:r>
+      <w:r>
+        <w:br/>
+      </w:r>
+      <w:r>
+        <w:rPr>
+          <w:rStyle w:val="VerbatimChar"/>
+        </w:rPr>
+        <w:t xml:space="preserve">                "organization": "Hellenic National Meteorological Service",</w:t>
+      </w:r>
+      <w:r>
+        <w:br/>
+      </w:r>
+      <w:r>
+        <w:rPr>
+          <w:rStyle w:val="VerbatimChar"/>
+        </w:rPr>
+        <w:t xml:space="preserve">                "roles": [</w:t>
+      </w:r>
+      <w:r>
+        <w:br/>
+      </w:r>
+      <w:r>
+        <w:rPr>
+          <w:rStyle w:val="VerbatimChar"/>
+        </w:rPr>
+        <w:t xml:space="preserve">                    "pointOfContact"</w:t>
+      </w:r>
+      <w:r>
+        <w:br/>
+      </w:r>
+      <w:r>
+        <w:rPr>
+          <w:rStyle w:val="VerbatimChar"/>
+        </w:rPr>
+        <w:t xml:space="preserve">                ],</w:t>
+      </w:r>
+      <w:r>
+        <w:br/>
+      </w:r>
+      <w:r>
+        <w:rPr>
+          <w:rStyle w:val="VerbatimChar"/>
+        </w:rPr>
+        <w:t xml:space="preserve">                "links": [</w:t>
+      </w:r>
+      <w:r>
+        <w:br/>
+      </w:r>
+      <w:r>
+        <w:rPr>
+          <w:rStyle w:val="VerbatimChar"/>
+        </w:rPr>
+        <w:t xml:space="preserve">                    {</w:t>
+      </w:r>
+      <w:r>
+        <w:br/>
+      </w:r>
+      <w:r>
+        <w:rPr>
+          <w:rStyle w:val="VerbatimChar"/>
+        </w:rPr>
+        <w:t xml:space="preserve">                        "rel": "about",</w:t>
+      </w:r>
+      <w:r>
+        <w:br/>
+      </w:r>
+      <w:r>
+        <w:rPr>
+          <w:rStyle w:val="VerbatimChar"/>
+        </w:rPr>
+        <w:t xml:space="preserve">                        "href": "https://www.emy.gr",</w:t>
+      </w:r>
+      <w:r>
+        <w:br/>
+      </w:r>
+      <w:r>
+        <w:rPr>
+          <w:rStyle w:val="VerbatimChar"/>
+        </w:rPr>
+        <w:t xml:space="preserve">                        "type": "text/html"</w:t>
+      </w:r>
+      <w:r>
+        <w:br/>
+      </w:r>
+      <w:r>
+        <w:rPr>
+          <w:rStyle w:val="VerbatimChar"/>
+        </w:rPr>
+        <w:t xml:space="preserve">                    }</w:t>
+      </w:r>
+      <w:r>
+        <w:br/>
+      </w:r>
+      <w:r>
+        <w:rPr>
+          <w:rStyle w:val="VerbatimChar"/>
+        </w:rPr>
+        <w:t xml:space="preserve">                ]</w:t>
+      </w:r>
+      <w:r>
+        <w:br/>
+      </w:r>
+      <w:r>
+        <w:rPr>
+          <w:rStyle w:val="VerbatimChar"/>
+        </w:rPr>
+        <w:t xml:space="preserve">            },</w:t>
+      </w:r>
+      <w:r>
+        <w:br/>
+      </w:r>
+      <w:r>
+        <w:rPr>
+          <w:rStyle w:val="VerbatimChar"/>
+        </w:rPr>
+        <w:t xml:space="preserve">            {</w:t>
+      </w:r>
+      <w:r>
+        <w:br/>
+      </w:r>
+      <w:r>
+        <w:rPr>
+          <w:rStyle w:val="VerbatimChar"/>
+        </w:rPr>
+        <w:t xml:space="preserve">                "identifier": "contact:abais@auth.gr",</w:t>
+      </w:r>
+      <w:r>
+        <w:br/>
+      </w:r>
+      <w:r>
+        <w:rPr>
+          <w:rStyle w:val="VerbatimChar"/>
+        </w:rPr>
+        <w:t xml:space="preserve">                "name": "Alkiviadis Bais",</w:t>
+      </w:r>
+      <w:r>
+        <w:br/>
+      </w:r>
+      <w:r>
+        <w:rPr>
+          <w:rStyle w:val="VerbatimChar"/>
+        </w:rPr>
+        <w:t xml:space="preserve">                "organization": "Aristotle University of Thessaloniki",</w:t>
+      </w:r>
+      <w:r>
+        <w:br/>
+      </w:r>
+      <w:r>
+        <w:rPr>
+          <w:rStyle w:val="VerbatimChar"/>
+        </w:rPr>
+        <w:t xml:space="preserve">                "roles": [</w:t>
+      </w:r>
+      <w:r>
+        <w:br/>
+      </w:r>
+      <w:r>
+        <w:rPr>
+          <w:rStyle w:val="VerbatimChar"/>
+        </w:rPr>
+        <w:t xml:space="preserve">                    "principalInvestigator"</w:t>
+      </w:r>
+      <w:r>
+        <w:br/>
+      </w:r>
+      <w:r>
+        <w:rPr>
+          <w:rStyle w:val="VerbatimChar"/>
+        </w:rPr>
+        <w:t xml:space="preserve">                ],</w:t>
+      </w:r>
+      <w:r>
+        <w:br/>
+      </w:r>
+      <w:r>
+        <w:rPr>
+          <w:rStyle w:val="VerbatimChar"/>
+        </w:rPr>
+        <w:t xml:space="preserve">                "links": [</w:t>
+      </w:r>
+      <w:r>
+        <w:br/>
+      </w:r>
+      <w:r>
+        <w:rPr>
+          <w:rStyle w:val="VerbatimChar"/>
+        </w:rPr>
+        <w:t xml:space="preserve">                    {</w:t>
+      </w:r>
+      <w:r>
+        <w:br/>
+      </w:r>
+      <w:r>
+        <w:rPr>
+          <w:rStyle w:val="VerbatimChar"/>
+        </w:rPr>
+        <w:t xml:space="preserve">                        "rel": "about",</w:t>
+      </w:r>
+      <w:r>
+        <w:br/>
+      </w:r>
+      <w:r>
+        <w:rPr>
+          <w:rStyle w:val="VerbatimChar"/>
+        </w:rPr>
+        <w:t xml:space="preserve">                        "href": "https://lapweb.physics.auth.gr",</w:t>
+      </w:r>
+      <w:r>
+        <w:br/>
+      </w:r>
+      <w:r>
+        <w:rPr>
+          <w:rStyle w:val="VerbatimChar"/>
+        </w:rPr>
+        <w:t xml:space="preserve">                        "type": "text/html"</w:t>
+      </w:r>
+      <w:r>
+        <w:br/>
+      </w:r>
+      <w:r>
+        <w:rPr>
+          <w:rStyle w:val="VerbatimChar"/>
+        </w:rPr>
+        <w:t xml:space="preserve">                    }</w:t>
+      </w:r>
+      <w:r>
+        <w:br/>
+      </w:r>
+      <w:r>
+        <w:rPr>
+          <w:rStyle w:val="VerbatimChar"/>
+        </w:rPr>
+        <w:t xml:space="preserve">                ]</w:t>
+      </w:r>
+      <w:r>
+        <w:br/>
+      </w:r>
+      <w:r>
+        <w:rPr>
+          <w:rStyle w:val="VerbatimChar"/>
+        </w:rPr>
+        <w:t xml:space="preserve">            },</w:t>
+      </w:r>
+      <w:r>
+        <w:br/>
+      </w:r>
+      <w:r>
+        <w:rPr>
+          <w:rStyle w:val="VerbatimChar"/>
+        </w:rPr>
+        <w:t xml:space="preserve">            {</w:t>
+      </w:r>
+      <w:r>
+        <w:br/>
+      </w:r>
+      <w:r>
+        <w:rPr>
+          <w:rStyle w:val="VerbatimChar"/>
+        </w:rPr>
+        <w:t xml:space="preserve">                "identifier": "contact:balis@auth.gr",</w:t>
+      </w:r>
+      <w:r>
+        <w:br/>
+      </w:r>
+      <w:r>
+        <w:rPr>
+          <w:rStyle w:val="VerbatimChar"/>
+        </w:rPr>
+        <w:t xml:space="preserve">                "name": "Dimitris Balis",</w:t>
+      </w:r>
+      <w:r>
+        <w:br/>
+      </w:r>
+      <w:r>
+        <w:rPr>
+          <w:rStyle w:val="VerbatimChar"/>
+        </w:rPr>
+        <w:t xml:space="preserve">                "organization": "Aristotle University of Thessaloniki",</w:t>
+      </w:r>
+      <w:r>
+        <w:br/>
+      </w:r>
+      <w:r>
+        <w:rPr>
+          <w:rStyle w:val="VerbatimChar"/>
+        </w:rPr>
+        <w:t xml:space="preserve">                "roles": [</w:t>
+      </w:r>
+      <w:r>
+        <w:br/>
+      </w:r>
+      <w:r>
+        <w:rPr>
+          <w:rStyle w:val="VerbatimChar"/>
+        </w:rPr>
+        <w:t xml:space="preserve">                    "principalInvestigator"</w:t>
+      </w:r>
+      <w:r>
+        <w:br/>
+      </w:r>
+      <w:r>
+        <w:rPr>
+          <w:rStyle w:val="VerbatimChar"/>
+        </w:rPr>
+        <w:t xml:space="preserve">                ],</w:t>
+      </w:r>
+      <w:r>
+        <w:br/>
+      </w:r>
+      <w:r>
+        <w:rPr>
+          <w:rStyle w:val="VerbatimChar"/>
+        </w:rPr>
+        <w:t xml:space="preserve">                "links": [</w:t>
+      </w:r>
+      <w:r>
+        <w:br/>
+      </w:r>
+      <w:r>
+        <w:rPr>
+          <w:rStyle w:val="VerbatimChar"/>
+        </w:rPr>
+        <w:t xml:space="preserve">                    {</w:t>
+      </w:r>
+      <w:r>
+        <w:br/>
+      </w:r>
+      <w:r>
+        <w:rPr>
+          <w:rStyle w:val="VerbatimChar"/>
+        </w:rPr>
+        <w:t xml:space="preserve">                        "rel": "about",</w:t>
+      </w:r>
+      <w:r>
+        <w:br/>
+      </w:r>
+      <w:r>
+        <w:rPr>
+          <w:rStyle w:val="VerbatimChar"/>
+        </w:rPr>
+        <w:t xml:space="preserve">                        "href": "https://lapweb.physics.auth.gr",</w:t>
+      </w:r>
+      <w:r>
+        <w:br/>
+      </w:r>
+      <w:r>
+        <w:rPr>
+          <w:rStyle w:val="VerbatimChar"/>
+        </w:rPr>
+        <w:t xml:space="preserve">                        "type": "text/html"</w:t>
+      </w:r>
+      <w:r>
+        <w:br/>
+      </w:r>
+      <w:r>
+        <w:rPr>
+          <w:rStyle w:val="VerbatimChar"/>
+        </w:rPr>
+        <w:t xml:space="preserve">                    }</w:t>
+      </w:r>
+      <w:r>
+        <w:br/>
+      </w:r>
+      <w:r>
+        <w:rPr>
+          <w:rStyle w:val="VerbatimChar"/>
+        </w:rPr>
+        <w:t xml:space="preserve">                ]</w:t>
+      </w:r>
+      <w:r>
+        <w:br/>
+      </w:r>
+      <w:r>
+        <w:rPr>
+          <w:rStyle w:val="VerbatimChar"/>
+        </w:rPr>
+        <w:t xml:space="preserve">            }</w:t>
+      </w:r>
+      <w:r>
+        <w:br/>
+      </w:r>
+      <w:r>
+        <w:rPr>
+          <w:rStyle w:val="VerbatimChar"/>
+        </w:rPr>
+        <w:t xml:space="preserve">        ],</w:t>
+      </w:r>
+      <w:r>
+        <w:br/>
+      </w:r>
+      <w:r>
+        <w:rPr>
+          <w:rStyle w:val="VerbatimChar"/>
+        </w:rPr>
+        <w:t xml:space="preserve">        "facilityType": "landFixed",</w:t>
+      </w:r>
+      <w:r>
+        <w:br/>
+      </w:r>
+      <w:r>
+        <w:rPr>
+          <w:rStyle w:val="VerbatimChar"/>
+        </w:rPr>
+        <w:t xml:space="preserve">        "wmoRegion": "europe",</w:t>
+      </w:r>
+      <w:r>
+        <w:br/>
+      </w:r>
+      <w:r>
+        <w:rPr>
+          <w:rStyle w:val="VerbatimChar"/>
+        </w:rPr>
+        <w:t xml:space="preserve">        "programAffiliations": [</w:t>
+      </w:r>
+      <w:r>
+        <w:br/>
+      </w:r>
+      <w:r>
+        <w:rPr>
+          <w:rStyle w:val="VerbatimChar"/>
+        </w:rPr>
+        <w:t xml:space="preserve">            {</w:t>
+      </w:r>
+      <w:r>
+        <w:br/>
+      </w:r>
+      <w:r>
+        <w:rPr>
+          <w:rStyle w:val="VerbatimChar"/>
+        </w:rPr>
+        <w:t xml:space="preserve">                "dates": [</w:t>
+      </w:r>
+      <w:r>
+        <w:br/>
+      </w:r>
+      <w:r>
+        <w:rPr>
+          <w:rStyle w:val="VerbatimChar"/>
+        </w:rPr>
+        <w:t xml:space="preserve">                        "1982-03-13",</w:t>
+      </w:r>
+      <w:r>
+        <w:br/>
+      </w:r>
+      <w:r>
+        <w:rPr>
+          <w:rStyle w:val="VerbatimChar"/>
+        </w:rPr>
+        <w:t xml:space="preserve">                        ".."</w:t>
+      </w:r>
+      <w:r>
+        <w:br/>
+      </w:r>
+      <w:r>
+        <w:rPr>
+          <w:rStyle w:val="VerbatimChar"/>
+        </w:rPr>
+        <w:t xml:space="preserve">                    ],</w:t>
+      </w:r>
+      <w:r>
+        <w:br/>
+      </w:r>
+      <w:r>
+        <w:rPr>
+          <w:rStyle w:val="VerbatimChar"/>
+        </w:rPr>
+        <w:t xml:space="preserve">                "programAffiliation": "GAWregional",</w:t>
+      </w:r>
+      <w:r>
+        <w:br/>
+      </w:r>
+      <w:r>
+        <w:rPr>
+          <w:rStyle w:val="VerbatimChar"/>
+        </w:rPr>
+        <w:t xml:space="preserve">                "facilityId": "THE",</w:t>
+      </w:r>
+      <w:r>
+        <w:br/>
+      </w:r>
+      <w:r>
+        <w:rPr>
+          <w:rStyle w:val="VerbatimChar"/>
+        </w:rPr>
+        <w:t xml:space="preserve">                "reportingStatus": "operational"</w:t>
+      </w:r>
+      <w:r>
+        <w:br/>
+      </w:r>
+      <w:r>
+        <w:rPr>
+          <w:rStyle w:val="VerbatimChar"/>
+        </w:rPr>
+        <w:t xml:space="preserve">            },</w:t>
+      </w:r>
+      <w:r>
+        <w:br/>
+      </w:r>
+      <w:r>
+        <w:rPr>
+          <w:rStyle w:val="VerbatimChar"/>
+        </w:rPr>
+        <w:t xml:space="preserve">            {</w:t>
+      </w:r>
+      <w:r>
+        <w:br/>
+      </w:r>
+      <w:r>
+        <w:rPr>
+          <w:rStyle w:val="VerbatimChar"/>
+        </w:rPr>
+        <w:t xml:space="preserve">                "dates":[</w:t>
+      </w:r>
+      <w:r>
+        <w:br/>
+      </w:r>
+      <w:r>
+        <w:rPr>
+          <w:rStyle w:val="VerbatimChar"/>
+        </w:rPr>
+        <w:t xml:space="preserve">                        "2008-01-01",</w:t>
+      </w:r>
+      <w:r>
+        <w:br/>
+      </w:r>
+      <w:r>
+        <w:rPr>
+          <w:rStyle w:val="VerbatimChar"/>
+        </w:rPr>
+        <w:t xml:space="preserve">                        "2024-12-11"</w:t>
+      </w:r>
+      <w:r>
+        <w:br/>
+      </w:r>
+      <w:r>
+        <w:rPr>
+          <w:rStyle w:val="VerbatimChar"/>
+        </w:rPr>
+        <w:t xml:space="preserve">                    ],</w:t>
+      </w:r>
+      <w:r>
+        <w:br/>
+      </w:r>
+      <w:r>
+        <w:rPr>
+          <w:rStyle w:val="VerbatimChar"/>
+        </w:rPr>
+        <w:t xml:space="preserve">                "programAffiliation": "GALION",</w:t>
+      </w:r>
+      <w:r>
+        <w:br/>
+      </w:r>
+      <w:r>
+        <w:rPr>
+          <w:rStyle w:val="VerbatimChar"/>
+        </w:rPr>
+        <w:t xml:space="preserve">                "facilityId": "THE",</w:t>
+      </w:r>
+      <w:r>
+        <w:br/>
+      </w:r>
+      <w:r>
+        <w:rPr>
+          <w:rStyle w:val="VerbatimChar"/>
+        </w:rPr>
+        <w:t xml:space="preserve">                "reportingStatus": "operational"</w:t>
+      </w:r>
+      <w:r>
+        <w:br/>
+      </w:r>
+      <w:r>
+        <w:rPr>
+          <w:rStyle w:val="VerbatimChar"/>
+        </w:rPr>
+        <w:t xml:space="preserve">            },</w:t>
+      </w:r>
+      <w:r>
+        <w:br/>
+      </w:r>
+      <w:r>
+        <w:rPr>
+          <w:rStyle w:val="VerbatimChar"/>
+        </w:rPr>
+        <w:t xml:space="preserve">            {</w:t>
+      </w:r>
+      <w:r>
+        <w:br/>
+      </w:r>
+      <w:r>
+        <w:rPr>
+          <w:rStyle w:val="VerbatimChar"/>
+        </w:rPr>
+        <w:t xml:space="preserve">                "dates": [</w:t>
+      </w:r>
+      <w:r>
+        <w:br/>
+      </w:r>
+      <w:r>
+        <w:rPr>
+          <w:rStyle w:val="VerbatimChar"/>
+        </w:rPr>
+        <w:t xml:space="preserve">                        "2003-06-01",</w:t>
+      </w:r>
+      <w:r>
+        <w:br/>
+      </w:r>
+      <w:r>
+        <w:rPr>
+          <w:rStyle w:val="VerbatimChar"/>
+        </w:rPr>
+        <w:t xml:space="preserve">                        "2024-12-11"</w:t>
+      </w:r>
+      <w:r>
+        <w:br/>
+      </w:r>
+      <w:r>
+        <w:rPr>
+          <w:rStyle w:val="VerbatimChar"/>
+        </w:rPr>
+        <w:t xml:space="preserve">                    ],</w:t>
+      </w:r>
+      <w:r>
+        <w:br/>
+      </w:r>
+      <w:r>
+        <w:rPr>
+          <w:rStyle w:val="VerbatimChar"/>
+        </w:rPr>
+        <w:t xml:space="preserve">                "programAffiliation": "AERONET",</w:t>
+      </w:r>
+      <w:r>
+        <w:br/>
+      </w:r>
+      <w:r>
+        <w:rPr>
+          <w:rStyle w:val="VerbatimChar"/>
+        </w:rPr>
+        <w:t xml:space="preserve">                "facilityId": "Thessaloniki",</w:t>
+      </w:r>
+      <w:r>
+        <w:br/>
+      </w:r>
+      <w:r>
+        <w:rPr>
+          <w:rStyle w:val="VerbatimChar"/>
+        </w:rPr>
+        <w:t xml:space="preserve">                "reportingStatus": "operational"</w:t>
+      </w:r>
+      <w:r>
+        <w:br/>
+      </w:r>
+      <w:r>
+        <w:rPr>
+          <w:rStyle w:val="VerbatimChar"/>
+        </w:rPr>
+        <w:t xml:space="preserve">            }</w:t>
+      </w:r>
+      <w:r>
+        <w:br/>
+      </w:r>
+      <w:r>
+        <w:rPr>
+          <w:rStyle w:val="VerbatimChar"/>
+        </w:rPr>
+        <w:t xml:space="preserve">        ],</w:t>
+      </w:r>
+      <w:r>
+        <w:br/>
+      </w:r>
+      <w:r>
+        <w:rPr>
+          <w:rStyle w:val="VerbatimChar"/>
+        </w:rPr>
+        <w:t xml:space="preserve">        "territories": [</w:t>
+      </w:r>
+      <w:r>
+        <w:br/>
+      </w:r>
+      <w:r>
+        <w:rPr>
+          <w:rStyle w:val="VerbatimChar"/>
+        </w:rPr>
+        <w:t xml:space="preserve">            {</w:t>
+      </w:r>
+      <w:r>
+        <w:br/>
+      </w:r>
+      <w:r>
+        <w:rPr>
+          <w:rStyle w:val="VerbatimChar"/>
+        </w:rPr>
+        <w:t xml:space="preserve">                "dates": ["2011-02-16", ".."],</w:t>
+      </w:r>
+      <w:r>
+        <w:br/>
+      </w:r>
+      <w:r>
+        <w:rPr>
+          <w:rStyle w:val="VerbatimChar"/>
+        </w:rPr>
+        <w:t xml:space="preserve">                "territory": "GRC"</w:t>
+      </w:r>
+      <w:r>
+        <w:br/>
+      </w:r>
+      <w:r>
+        <w:rPr>
+          <w:rStyle w:val="VerbatimChar"/>
+        </w:rPr>
+        <w:t xml:space="preserve">            }</w:t>
+      </w:r>
+      <w:r>
+        <w:br/>
+      </w:r>
+      <w:r>
+        <w:rPr>
+          <w:rStyle w:val="VerbatimChar"/>
+        </w:rPr>
+        <w:t xml:space="preserve">        ],</w:t>
+      </w:r>
+      <w:r>
+        <w:br/>
+      </w:r>
+      <w:r>
+        <w:rPr>
+          <w:rStyle w:val="VerbatimChar"/>
+        </w:rPr>
+        <w:t xml:space="preserve">        "deployments": [</w:t>
+      </w:r>
+      <w:r>
+        <w:br/>
+      </w:r>
+      <w:r>
+        <w:rPr>
+          <w:rStyle w:val="VerbatimChar"/>
+        </w:rPr>
+        <w:t xml:space="preserve">            {</w:t>
+      </w:r>
+      <w:r>
+        <w:br/>
+      </w:r>
+      <w:r>
+        <w:rPr>
+          <w:rStyle w:val="VerbatimChar"/>
+        </w:rPr>
+        <w:t xml:space="preserve">                "id": "deployment:123",</w:t>
+      </w:r>
+      <w:r>
+        <w:br/>
+      </w:r>
+      <w:r>
+        <w:rPr>
+          <w:rStyle w:val="VerbatimChar"/>
+        </w:rPr>
+        <w:t xml:space="preserve">                "instrument": "instrument:456",</w:t>
+      </w:r>
+      <w:r>
+        <w:br/>
+      </w:r>
+      <w:r>
+        <w:rPr>
+          <w:rStyle w:val="VerbatimChar"/>
+        </w:rPr>
+        <w:t xml:space="preserve">                "sourceOfObservation": "automaticReading",</w:t>
+      </w:r>
+      <w:r>
+        <w:br/>
+      </w:r>
+      <w:r>
+        <w:rPr>
+          <w:rStyle w:val="VerbatimChar"/>
+        </w:rPr>
+        <w:t xml:space="preserve">                "time": {</w:t>
+      </w:r>
+      <w:r>
+        <w:br/>
+      </w:r>
+      <w:r>
+        <w:rPr>
+          <w:rStyle w:val="VerbatimChar"/>
+        </w:rPr>
+        <w:t xml:space="preserve">                    "interval": [</w:t>
+      </w:r>
+      <w:r>
+        <w:br/>
+      </w:r>
+      <w:r>
+        <w:rPr>
+          <w:rStyle w:val="VerbatimChar"/>
+        </w:rPr>
+        <w:t xml:space="preserve">                        "1982-03-13",</w:t>
+      </w:r>
+      <w:r>
+        <w:br/>
+      </w:r>
+      <w:r>
+        <w:rPr>
+          <w:rStyle w:val="VerbatimChar"/>
+        </w:rPr>
+        <w:t xml:space="preserve">                        ".."</w:t>
+      </w:r>
+      <w:r>
+        <w:br/>
+      </w:r>
+      <w:r>
+        <w:rPr>
+          <w:rStyle w:val="VerbatimChar"/>
+        </w:rPr>
+        <w:t xml:space="preserve">                    ]</w:t>
+      </w:r>
+      <w:r>
+        <w:br/>
+      </w:r>
+      <w:r>
+        <w:rPr>
+          <w:rStyle w:val="VerbatimChar"/>
+        </w:rPr>
+        <w:t xml:space="preserve">                }</w:t>
+      </w:r>
+      <w:r>
+        <w:br/>
+      </w:r>
+      <w:r>
+        <w:rPr>
+          <w:rStyle w:val="VerbatimChar"/>
+        </w:rPr>
+        <w:t xml:space="preserve">            }</w:t>
+      </w:r>
+      <w:r>
+        <w:br/>
+      </w:r>
+      <w:r>
+        <w:rPr>
+          <w:rStyle w:val="VerbatimChar"/>
+        </w:rPr>
+        <w:t xml:space="preserve">        ],</w:t>
+      </w:r>
+      <w:r>
+        <w:br/>
+      </w:r>
+      <w:r>
+        <w:rPr>
+          <w:rStyle w:val="VerbatimChar"/>
+        </w:rPr>
+        <w:t xml:space="preserve">        "instruments": [</w:t>
+      </w:r>
+      <w:r>
+        <w:br/>
+      </w:r>
+      <w:r>
+        <w:rPr>
+          <w:rStyle w:val="VerbatimChar"/>
+        </w:rPr>
+        <w:t xml:space="preserve">            {</w:t>
+      </w:r>
+      <w:r>
+        <w:br/>
+      </w:r>
+      <w:r>
+        <w:rPr>
+          <w:rStyle w:val="VerbatimChar"/>
+        </w:rPr>
+        <w:t xml:space="preserve">                "id": "instrument:456",</w:t>
+      </w:r>
+      <w:r>
+        <w:br/>
+      </w:r>
+      <w:r>
+        <w:rPr>
+          <w:rStyle w:val="VerbatimChar"/>
+        </w:rPr>
+        <w:t xml:space="preserve">                "observingCapabilities": [{</w:t>
+      </w:r>
+      <w:r>
+        <w:br/>
+      </w:r>
+      <w:r>
+        <w:rPr>
+          <w:rStyle w:val="VerbatimChar"/>
+        </w:rPr>
+        <w:t xml:space="preserve">                     "observingMethod": "78",</w:t>
+      </w:r>
+      <w:r>
+        <w:br/>
+      </w:r>
+      <w:r>
+        <w:rPr>
+          <w:rStyle w:val="VerbatimChar"/>
+        </w:rPr>
+        <w:t xml:space="preserve">                     "observedProperty": "12164"</w:t>
+      </w:r>
+      <w:r>
+        <w:br/>
+      </w:r>
+      <w:r>
+        <w:rPr>
+          <w:rStyle w:val="VerbatimChar"/>
+        </w:rPr>
+        <w:t xml:space="preserve">                }]</w:t>
+      </w:r>
+      <w:r>
+        <w:br/>
+      </w:r>
+      <w:r>
+        <w:rPr>
+          <w:rStyle w:val="VerbatimChar"/>
+        </w:rPr>
+        <w:t xml:space="preserve">            }</w:t>
+      </w:r>
+      <w:r>
+        <w:br/>
+      </w:r>
+      <w:r>
+        <w:rPr>
+          <w:rStyle w:val="VerbatimChar"/>
+        </w:rPr>
+        <w:t xml:space="preserve">        ]</w:t>
+      </w:r>
+      <w:r>
+        <w:br/>
+      </w:r>
+      <w:r>
+        <w:rPr>
+          <w:rStyle w:val="VerbatimChar"/>
+        </w:rPr>
+        <w:t xml:space="preserve">    },</w:t>
+      </w:r>
+      <w:r>
+        <w:br/>
+      </w:r>
+      <w:r>
+        <w:rPr>
+          <w:rStyle w:val="VerbatimChar"/>
+        </w:rPr>
+        <w:t xml:space="preserve">    "links": [</w:t>
+      </w:r>
+      <w:r>
+        <w:br/>
+      </w:r>
+      <w:r>
+        <w:rPr>
+          <w:rStyle w:val="VerbatimChar"/>
+        </w:rPr>
+        <w:t xml:space="preserve">        {</w:t>
+      </w:r>
+      <w:r>
+        <w:br/>
+      </w:r>
+      <w:r>
+        <w:rPr>
+          <w:rStyle w:val="VerbatimChar"/>
+        </w:rPr>
+        <w:t xml:space="preserve">            "href": "https://lapweb.physics.auth.gr/en/infrastructure/#Infrastructure",</w:t>
+      </w:r>
+      <w:r>
+        <w:br/>
+      </w:r>
+      <w:r>
+        <w:rPr>
+          <w:rStyle w:val="VerbatimChar"/>
+        </w:rPr>
+        <w:t xml:space="preserve">            "rel": "about",</w:t>
+      </w:r>
+      <w:r>
+        <w:br/>
+      </w:r>
+      <w:r>
+        <w:rPr>
+          <w:rStyle w:val="VerbatimChar"/>
+        </w:rPr>
+        <w:t xml:space="preserve">            "type": "text/html"</w:t>
+      </w:r>
+      <w:r>
+        <w:br/>
+      </w:r>
+      <w:r>
+        <w:rPr>
+          <w:rStyle w:val="VerbatimChar"/>
+        </w:rPr>
+        <w:t xml:space="preserve">        }</w:t>
+      </w:r>
+      <w:r>
+        <w:br/>
+      </w:r>
+      <w:r>
+        <w:rPr>
+          <w:rStyle w:val="VerbatimChar"/>
+        </w:rPr>
+        <w:t xml:space="preserve">    ]</w:t>
+      </w:r>
+      <w:r>
+        <w:br/>
+      </w:r>
+      <w:r>
+        <w:rPr>
+          <w:rStyle w:val="VerbatimChar"/>
+        </w:rPr>
+        <w:t xml:space="preserve">}</w:t>
       </w:r>
     </w:p>
     <w:bookmarkEnd w:id="142"/>
